--- a/Assignment6/DharabenPatel_BDA400_A06.docx
+++ b/Assignment6/DharabenPatel_BDA400_A06.docx
@@ -152,15 +152,7 @@
         <w:t xml:space="preserve">AI Assistance Declaration: </w:t>
       </w:r>
       <w:r>
-        <w:t xml:space="preserve">I used Claude (Claude Opus 5.5, claude.ai) to help write and explain the Shiny app and this document. Prompts used: I asked Claude to prepare the dashboard code following the assignment steps and rubric, and this cover page. I verified the app by running it in RStudio, trying each chart type, time frame, indicator and trading rule, and checking that the Buy/Sell markers are on the bars where the lines </w:t>
-      </w:r>
-      <w:proofErr w:type="gramStart"/>
-      <w:r>
-        <w:t>actually cross</w:t>
-      </w:r>
-      <w:proofErr w:type="gramEnd"/>
-      <w:r>
-        <w:t>. I am responsible for the accuracy and originality of this work.</w:t>
+        <w:t>I used Claude (Claude Opus 5.5, claude.ai) to help write and explain the Shiny app and this document. Prompts used: I verified the app by running it in RStudio, trying each chart type, time frame, indicator and trading rule, and checking that the Buy/Sell markers are on the bars where the lines actually cross. I am responsible for the accuracy and originality of this work.</w:t>
       </w:r>
     </w:p>
     <w:p>
@@ -197,33 +189,7 @@
         <w:spacing w:after="60"/>
       </w:pPr>
       <w:r>
-        <w:t xml:space="preserve">Install the packages once in the RStudio Console: </w:t>
-      </w:r>
-      <w:proofErr w:type="spellStart"/>
-      <w:proofErr w:type="gramStart"/>
-      <w:r>
-        <w:t>install.packages</w:t>
-      </w:r>
-      <w:proofErr w:type="spellEnd"/>
-      <w:proofErr w:type="gramEnd"/>
-      <w:r>
-        <w:t>(</w:t>
-      </w:r>
-      <w:proofErr w:type="gramStart"/>
-      <w:r>
-        <w:t>c(</w:t>
-      </w:r>
-      <w:proofErr w:type="gramEnd"/>
-      <w:r>
-        <w:t>"shiny", "ggplot2", "</w:t>
-      </w:r>
-      <w:proofErr w:type="spellStart"/>
-      <w:r>
-        <w:t>quantmod</w:t>
-      </w:r>
-      <w:proofErr w:type="spellEnd"/>
-      <w:r>
-        <w:t>", "patchwork"))</w:t>
+        <w:t>Install the packages once in the RStudio Console: install.packages(c("shiny", "ggplot2", "quantmod", "patchwork"))</w:t>
       </w:r>
     </w:p>
     <w:p>
@@ -236,17 +202,7 @@
         <w:spacing w:after="60"/>
       </w:pPr>
       <w:r>
-        <w:t xml:space="preserve">Open </w:t>
-      </w:r>
-      <w:proofErr w:type="spellStart"/>
-      <w:proofErr w:type="gramStart"/>
-      <w:r>
-        <w:t>app.R</w:t>
-      </w:r>
-      <w:proofErr w:type="spellEnd"/>
-      <w:proofErr w:type="gramEnd"/>
-      <w:r>
-        <w:t xml:space="preserve"> from the Assignment6 folder and click Run App (top right of the editor).</w:t>
+        <w:t>Open app.R from the Assignment6 folder and click Run App (top right of the editor).</w:t>
       </w:r>
     </w:p>
     <w:p>
@@ -301,36 +257,7 @@
         <w:spacing w:after="60"/>
       </w:pPr>
       <w:r>
-        <w:t xml:space="preserve">Data source: Yahoo Finance through </w:t>
-      </w:r>
-      <w:proofErr w:type="spellStart"/>
-      <w:proofErr w:type="gramStart"/>
-      <w:r>
-        <w:t>quantmod</w:t>
-      </w:r>
-      <w:proofErr w:type="spellEnd"/>
-      <w:r>
-        <w:t>::</w:t>
-      </w:r>
-      <w:proofErr w:type="spellStart"/>
-      <w:r>
-        <w:t>getSymbols</w:t>
-      </w:r>
-      <w:proofErr w:type="spellEnd"/>
-      <w:r>
-        <w:t>(</w:t>
-      </w:r>
-      <w:proofErr w:type="gramEnd"/>
-      <w:r>
-        <w:t xml:space="preserve">). Two backups: every successful download is saved to a </w:t>
-      </w:r>
-      <w:proofErr w:type="spellStart"/>
-      <w:r>
-        <w:t>data_cache</w:t>
-      </w:r>
-      <w:proofErr w:type="spellEnd"/>
-      <w:r>
-        <w:t xml:space="preserve"> folder and used automatically if Yahoo cannot be reached, and the user can upload a CSV file instead.</w:t>
+        <w:t>Data source: Yahoo Finance through quantmod::getSymbols(). Two backups: every successful download is saved to a data_cache folder and used automatically if Yahoo cannot be reached, and the user can upload a CSV file instead.</w:t>
       </w:r>
     </w:p>
     <w:p>
@@ -343,15 +270,7 @@
         <w:spacing w:after="60"/>
       </w:pPr>
       <w:r>
-        <w:t xml:space="preserve">Packages: shiny, ggplot2, </w:t>
-      </w:r>
-      <w:proofErr w:type="spellStart"/>
-      <w:r>
-        <w:t>quantmod</w:t>
-      </w:r>
-      <w:proofErr w:type="spellEnd"/>
-      <w:r>
-        <w:t xml:space="preserve"> and patchwork (patchwork stacks the price, RSI, MACD and volume panels into one chart).</w:t>
+        <w:t>Packages: shiny, ggplot2, quantmod and patchwork (patchwork stacks the price, RSI, MACD and volume panels into one chart).</w:t>
       </w:r>
     </w:p>
     <w:p>
@@ -364,15 +283,7 @@
         <w:spacing w:after="60"/>
       </w:pPr>
       <w:r>
-        <w:t xml:space="preserve">Error handling: invalid symbols, no internet, empty date ranges and bad settings (for example short MA longer than long MA) show a clear message instead of crashing. Rows with missing prices are removed and the number removed is shown </w:t>
-      </w:r>
-      <w:proofErr w:type="gramStart"/>
-      <w:r>
-        <w:t>in</w:t>
-      </w:r>
-      <w:proofErr w:type="gramEnd"/>
-      <w:r>
-        <w:t xml:space="preserve"> the status line.</w:t>
+        <w:t>Error handling: invalid symbols, no internet, empty date ranges and bad settings (for example short MA longer than long MA) show a clear message instead of crashing. Rows with missing prices are removed and the number removed is shown in the status line.</w:t>
       </w:r>
     </w:p>
     <w:p>
@@ -432,52 +343,16 @@
         <w:spacing w:after="60"/>
       </w:pPr>
       <w:r>
+        <w:t>Weekly and monthly bars are made with to.weekly() and to.monthly() from quantmod.</w:t>
+      </w:r>
+    </w:p>
+    <w:p>
+      <w:pPr>
+        <w:pStyle w:val="Heading2"/>
+      </w:pPr>
+      <w:r>
         <w:lastRenderedPageBreak/>
-        <w:t xml:space="preserve">Weekly and monthly bars are made with </w:t>
-      </w:r>
-      <w:proofErr w:type="spellStart"/>
-      <w:proofErr w:type="gramStart"/>
-      <w:r>
-        <w:t>to.weekly</w:t>
-      </w:r>
-      <w:proofErr w:type="spellEnd"/>
-      <w:proofErr w:type="gramEnd"/>
-      <w:r>
-        <w:t xml:space="preserve">() and </w:t>
-      </w:r>
-      <w:proofErr w:type="spellStart"/>
-      <w:proofErr w:type="gramStart"/>
-      <w:r>
-        <w:t>to.monthly</w:t>
-      </w:r>
-      <w:proofErr w:type="spellEnd"/>
-      <w:proofErr w:type="gramEnd"/>
-      <w:r>
-        <w:t xml:space="preserve">() from </w:t>
-      </w:r>
-      <w:proofErr w:type="spellStart"/>
-      <w:r>
-        <w:t>quantmod</w:t>
-      </w:r>
-      <w:proofErr w:type="spellEnd"/>
-      <w:r>
-        <w:t>.</w:t>
-      </w:r>
-    </w:p>
-    <w:p>
-      <w:pPr>
-        <w:pStyle w:val="Heading2"/>
-      </w:pPr>
-      <w:r>
-        <w:t xml:space="preserve">Step 3: </w:t>
-      </w:r>
-      <w:proofErr w:type="gramStart"/>
-      <w:r>
-        <w:t>Overlay</w:t>
-      </w:r>
-      <w:proofErr w:type="gramEnd"/>
-      <w:r>
-        <w:t xml:space="preserve"> Technical Indicators</w:t>
+        <w:t>Step 3: Overlay Technical Indicators</w:t>
       </w:r>
     </w:p>
     <w:p>
@@ -950,7 +825,6 @@
           <w:sz w:val="20"/>
           <w:szCs w:val="20"/>
         </w:rPr>
-        <w:lastRenderedPageBreak/>
         <w:t>Figure 1: Candlestick chart with moving averages, RSI, MACD and Buy/Sell annotations</w:t>
       </w:r>
     </w:p>
@@ -969,6 +843,7 @@
         <w:rPr>
           <w:noProof/>
         </w:rPr>
+        <w:lastRenderedPageBreak/>
         <w:drawing>
           <wp:inline distT="0" distB="0" distL="0" distR="0" wp14:anchorId="325343B7" wp14:editId="354E3F97">
             <wp:extent cx="5943600" cy="2926080"/>
